--- a/submission/jeet/Title_Page_AUTHOR_INPUT_REQUIRED.docx
+++ b/submission/jeet/Title_Page_AUTHOR_INPUT_REQUIRED.docx
@@ -207,6 +207,14 @@
         <w:pStyle w:val="Heading1"/>
       </w:pPr>
       <w:r>
+        <w:t>Statements and declarations</w:t>
+      </w:r>
+    </w:p>
+    <w:p>
+      <w:pPr>
+        <w:pStyle w:val="Heading2"/>
+      </w:pPr>
+      <w:r>
         <w:t>Funding</w:t>
       </w:r>
     </w:p>
@@ -217,7 +225,7 @@
     </w:p>
     <w:p>
       <w:pPr>
-        <w:pStyle w:val="Heading1"/>
+        <w:pStyle w:val="Heading2"/>
       </w:pPr>
       <w:r>
         <w:t>Author contributions</w:t>
@@ -230,7 +238,7 @@
     </w:p>
     <w:p>
       <w:pPr>
-        <w:pStyle w:val="Heading1"/>
+        <w:pStyle w:val="Heading2"/>
       </w:pPr>
       <w:r>
         <w:t>Competing interests</w:t>
@@ -243,10 +251,49 @@
     </w:p>
     <w:p>
       <w:pPr>
-        <w:pStyle w:val="Heading1"/>
+        <w:pStyle w:val="Heading2"/>
       </w:pPr>
       <w:r>
-        <w:t>Data availability</w:t>
+        <w:t>Ethics approval</w:t>
+      </w:r>
+    </w:p>
+    <w:p>
+      <w:r>
+        <w:t>Not applicable. This study reanalyzes public experimental machine-current datasets and does not involve human participants, animals, or personal data.</w:t>
+      </w:r>
+    </w:p>
+    <w:p>
+      <w:pPr>
+        <w:pStyle w:val="Heading2"/>
+      </w:pPr>
+      <w:r>
+        <w:t>Consent to participate</w:t>
+      </w:r>
+    </w:p>
+    <w:p>
+      <w:r>
+        <w:t>Not applicable.</w:t>
+      </w:r>
+    </w:p>
+    <w:p>
+      <w:pPr>
+        <w:pStyle w:val="Heading2"/>
+      </w:pPr>
+      <w:r>
+        <w:t>Consent for publication</w:t>
+      </w:r>
+    </w:p>
+    <w:p>
+      <w:r>
+        <w:t>Not applicable. No human participant or identifiable personal information is reported.</w:t>
+      </w:r>
+    </w:p>
+    <w:p>
+      <w:pPr>
+        <w:pStyle w:val="Heading2"/>
+      </w:pPr>
+      <w:r>
+        <w:t>Data, materials, and code availability</w:t>
       </w:r>
     </w:p>
     <w:p>
@@ -256,7 +303,7 @@
     </w:p>
     <w:p>
       <w:pPr>
-        <w:pStyle w:val="Heading1"/>
+        <w:pStyle w:val="Heading2"/>
       </w:pPr>
       <w:r>
         <w:t>Generative AI assistance</w:t>

--- a/submission/jeet/Title_Page_AUTHOR_INPUT_REQUIRED.docx
+++ b/submission/jeet/Title_Page_AUTHOR_INPUT_REQUIRED.docx
@@ -11,7 +11,7 @@
           <w:rFonts w:ascii="Times New Roman" w:hAnsi="Times New Roman" w:eastAsia="Times New Roman"/>
           <w:sz w:val="20"/>
         </w:rPr>
-        <w:t>When Healthy-Only Transfer Fails: A Leakage-Resistant Cross-Dataset Evaluation of PMSM Stator-Fault Detectors under Compound Speed, Load, and Topology Shift</w:t>
+        <w:t>When Healthy-Only Transfer Fails in PMSM Stator-Fault Detection: A Leakage-Resistant Cross-Dataset Evaluation</w:t>
       </w:r>
     </w:p>
     <w:p>
@@ -311,7 +311,7 @@
     </w:p>
     <w:p>
       <w:r>
-        <w:t>An LLM-based coding assistant was used under human direction for implementation support, automated consistency checks, and manuscript drafting and editing. All authors must review this disclosure and approve the final submitted text.</w:t>
+        <w:t>A large language model (LLM)-based coding assistant was used under human direction for implementation support, automated consistency checks, and manuscript drafting and editing. All authors must review this disclosure and approve the final submitted text.</w:t>
       </w:r>
     </w:p>
     <w:sectPr>
